--- a/assets/Thin-Sapal-Yu-CV.docx
+++ b/assets/Thin-Sapal-Yu-CV.docx
@@ -6,19 +6,20 @@
       <w:tblPr>
         <w:tblW w:w="11507" w:type="dxa"/>
         <w:tblInd w:w="-176" w:type="dxa"/>
+        <w:tblLayout w:type="fixed"/>
         <w:tblLook w:val="04A0" w:firstRow="1" w:lastRow="0" w:firstColumn="1" w:lastColumn="0" w:noHBand="0" w:noVBand="1"/>
       </w:tblPr>
       <w:tblGrid>
-        <w:gridCol w:w="2752"/>
-        <w:gridCol w:w="8755"/>
+        <w:gridCol w:w="2978"/>
+        <w:gridCol w:w="8529"/>
       </w:tblGrid>
       <w:tr>
         <w:trPr>
-          <w:trHeight w:val="13743"/>
+          <w:trHeight w:val="14737"/>
         </w:trPr>
         <w:tc>
           <w:tcPr>
-            <w:tcW w:w="2836" w:type="dxa"/>
+            <w:tcW w:w="2978" w:type="dxa"/>
             <w:shd w:val="clear" w:color="auto" w:fill="D7DFDD"/>
           </w:tcPr>
           <w:p>
@@ -206,6 +207,29 @@
               <w:spacing w:after="0"/>
               <w:rPr>
                 <w:rFonts w:asciiTheme="majorHAnsi" w:hAnsiTheme="majorHAnsi" w:cstheme="majorHAnsi"/>
+              </w:rPr>
+            </w:pPr>
+            <w:r>
+              <w:rPr>
+                <w:rFonts w:asciiTheme="majorHAnsi" w:hAnsiTheme="majorHAnsi" w:cstheme="majorHAnsi"/>
+              </w:rPr>
+              <w:t xml:space="preserve">Portfolio: </w:t>
+            </w:r>
+            <w:hyperlink r:id="rId9" w:history="1">
+              <w:r>
+                <w:rPr>
+                  <w:rStyle w:val="Hyperlink"/>
+                  <w:rFonts w:asciiTheme="majorHAnsi" w:hAnsiTheme="majorHAnsi" w:cstheme="majorHAnsi"/>
+                </w:rPr>
+                <w:t>https://t-sapalyu.github.io/aboutme/</w:t>
+              </w:r>
+            </w:hyperlink>
+          </w:p>
+          <w:p>
+            <w:pPr>
+              <w:spacing w:after="0"/>
+              <w:rPr>
+                <w:rFonts w:asciiTheme="majorHAnsi" w:hAnsiTheme="majorHAnsi" w:cstheme="majorHAnsi"/>
                 <w:b/>
               </w:rPr>
             </w:pPr>
@@ -463,25 +487,11 @@
               </w:rPr>
               <w:t>AWS / Azure</w:t>
             </w:r>
-          </w:p>
-          <w:p>
-            <w:pPr>
-              <w:pStyle w:val="ListParagraph"/>
-              <w:numPr>
-                <w:ilvl w:val="0"/>
-                <w:numId w:val="19"/>
-              </w:numPr>
-              <w:spacing w:after="0" w:line="240" w:lineRule="auto"/>
-              <w:ind w:left="142" w:hanging="142"/>
-              <w:rPr>
-                <w:rFonts w:asciiTheme="majorHAnsi" w:hAnsiTheme="majorHAnsi" w:cstheme="majorHAnsi"/>
-              </w:rPr>
-            </w:pPr>
             <w:r>
               <w:rPr>
                 <w:rFonts w:asciiTheme="majorHAnsi" w:hAnsiTheme="majorHAnsi" w:cstheme="majorHAnsi"/>
               </w:rPr>
-              <w:t>Enterprise Architect</w:t>
+              <w:t>, JIRA</w:t>
             </w:r>
           </w:p>
           <w:p>
@@ -501,7 +511,7 @@
               <w:rPr>
                 <w:rFonts w:asciiTheme="majorHAnsi" w:hAnsiTheme="majorHAnsi" w:cstheme="majorHAnsi"/>
               </w:rPr>
-              <w:t>JIRA</w:t>
+              <w:t>Enterprise Architect</w:t>
             </w:r>
           </w:p>
           <w:p>
@@ -906,18 +916,10 @@
               <w:t xml:space="preserve"> (2023)</w:t>
             </w:r>
           </w:p>
-          <w:p>
-            <w:pPr>
-              <w:spacing w:after="0" w:line="240" w:lineRule="auto"/>
-              <w:rPr>
-                <w:rFonts w:asciiTheme="majorHAnsi" w:hAnsiTheme="majorHAnsi" w:cstheme="majorHAnsi"/>
-              </w:rPr>
-            </w:pPr>
-          </w:p>
         </w:tc>
         <w:tc>
           <w:tcPr>
-            <w:tcW w:w="8671" w:type="dxa"/>
+            <w:tcW w:w="8529" w:type="dxa"/>
           </w:tcPr>
           <w:p>
             <w:pPr>
@@ -1019,6 +1021,7 @@
                 <w:insideH w:val="none" w:sz="0" w:space="0" w:color="auto"/>
                 <w:insideV w:val="none" w:sz="0" w:space="0" w:color="auto"/>
               </w:tblBorders>
+              <w:tblLayout w:type="fixed"/>
               <w:tblLook w:val="04A0" w:firstRow="1" w:lastRow="0" w:firstColumn="1" w:lastColumn="0" w:noHBand="0" w:noVBand="1"/>
             </w:tblPr>
             <w:tblGrid>
@@ -1085,14 +1088,7 @@
                       <w:rFonts w:asciiTheme="majorHAnsi" w:hAnsiTheme="majorHAnsi" w:cstheme="majorHAnsi"/>
                       <w:lang w:val="en-SG"/>
                     </w:rPr>
-                    <w:t xml:space="preserve"> </w:t>
-                  </w:r>
-                  <w:r>
-                    <w:rPr>
-                      <w:rFonts w:asciiTheme="majorHAnsi" w:hAnsiTheme="majorHAnsi" w:cstheme="majorHAnsi"/>
-                      <w:lang w:val="en-SG"/>
-                    </w:rPr>
-                    <w:t>Paris</w:t>
+                    <w:t xml:space="preserve"> Paris</w:t>
                   </w:r>
                   <w:r>
                     <w:rPr>
@@ -1125,16 +1121,6 @@
                       <w:lang w:val="en-SG"/>
                     </w:rPr>
                   </w:pPr>
-                  <w:r>
-                    <w:rPr>
-                      <w:rFonts w:asciiTheme="majorHAnsi" w:hAnsiTheme="majorHAnsi" w:cstheme="majorHAnsi"/>
-                      <w:b/>
-                      <w:bCs/>
-                      <w:color w:val="365F91" w:themeColor="accent1" w:themeShade="BF"/>
-                      <w:lang w:val="en-SG"/>
-                    </w:rPr>
-                    <w:t xml:space="preserve"> </w:t>
-                  </w:r>
                   <w:r>
                     <w:rPr>
                       <w:rFonts w:asciiTheme="majorHAnsi" w:hAnsiTheme="majorHAnsi" w:cstheme="majorHAnsi"/>
@@ -2768,7 +2754,7 @@
     </w:p>
     <w:sectPr>
       <w:pgSz w:w="12240" w:h="15840"/>
-      <w:pgMar w:top="426" w:right="900" w:bottom="720" w:left="720" w:header="720" w:footer="720" w:gutter="0"/>
+      <w:pgMar w:top="426" w:right="900" w:bottom="426" w:left="720" w:header="720" w:footer="720" w:gutter="0"/>
       <w:cols w:space="720"/>
       <w:docGrid w:linePitch="360"/>
     </w:sectPr>
